--- a/docs/instruments/a1_maturity_assessment.docx
+++ b/docs/instruments/a1_maturity_assessment.docx
@@ -3,7 +3,7 @@
 <w:document xmlns:o="urn:schemas-microsoft-com:office:office" xmlns:r="http://schemas.openxmlformats.org/officeDocument/2006/relationships" xmlns:v="urn:schemas-microsoft-com:vml" xmlns:w="http://schemas.openxmlformats.org/wordprocessingml/2006/main" xmlns:w10="urn:schemas-microsoft-com:office:word" xmlns:wp="http://schemas.openxmlformats.org/drawingml/2006/wordprocessingDrawing" xmlns:pic="http://schemas.openxmlformats.org/drawingml/2006/picture" xmlns:wps="http://schemas.microsoft.com/office/word/2010/wordprocessingShape" xmlns:wpg="http://schemas.microsoft.com/office/word/2010/wordprocessingGroup" xmlns:mc="http://schemas.openxmlformats.org/markup-compatibility/2006" xmlns:wp14="http://schemas.microsoft.com/office/word/2010/wordprocessingDrawing" xmlns:w14="http://schemas.microsoft.com/office/word/2010/wordml" xmlns:w15="http://schemas.microsoft.com/office/word/2012/wordml" mc:Ignorable="w14 wp14 w15">
   <w:body>
     <w:p>
-      <w:hyperlink r:id="rId51">
+      <w:hyperlink r:id="rId19">
         <w:r>
           <w:drawing>
             <wp:inline>
@@ -20,7 +20,7 @@
                       </pic:cNvPicPr>
                     </pic:nvPicPr>
                     <pic:blipFill>
-                      <a:blip r:embed="rId50"/>
+                      <a:blip r:embed="rId18"/>
                       <a:stretch>
                         <a:fillRect/>
                       </a:stretch>
@@ -710,17 +710,9 @@
         <w:pStyle w:val="FirstParagraph"/>
         <w:rPr/>
       </w:pPr>
-      <w:hyperlink r:id="rId3">
-        <w:r>
-          <w:rPr>
-            <w:rStyle w:val="Hyperlink"/>
-          </w:rPr>
-          <w:t>The report</w:t>
-        </w:r>
-      </w:hyperlink>
-      <w:r>
-        <w:rPr/>
-        <w:t>’s Part 4 maturity grid crosses five framework dimensions with four maturity levels, and evaluates each intersection against four institutional axes: policy, people, systems, and process. This instrument turns that grid into practical questions an institution can answer about itself using documents on the table.</w:t>
+      <w:r>
+        <w:rPr/>
+        <w:t>The report’s Part 4 maturity grid crosses five framework dimensions with four maturity levels, and evaluates each intersection against four institutional axes: policy, people, systems, and process. This instrument turns that grid into practical questions an institution can answer about itself using documents on the table.</w:t>
       </w:r>
     </w:p>
     <w:p>
@@ -730,19 +722,7 @@
       </w:pPr>
       <w:r>
         <w:rPr/>
-        <w:t xml:space="preserve">Regarding Dimension 5 (the institution’s ability to know where it stands and act on it), </w:t>
-      </w:r>
-      <w:hyperlink r:id="rId4">
-        <w:r>
-          <w:rPr>
-            <w:rStyle w:val="Hyperlink"/>
-          </w:rPr>
-          <w:t>the report</w:t>
-        </w:r>
-      </w:hyperlink>
-      <w:r>
-        <w:rPr/>
-        <w:t xml:space="preserve">’s §4.2 describes that </w:t>
+        <w:t xml:space="preserve">Regarding Dimension 5 (the institution’s ability to know where it stands and act on it), the report’s §4.2 describes that </w:t>
       </w:r>
       <w:r>
         <w:rPr>
@@ -759,19 +739,7 @@
       </w:pPr>
       <w:r>
         <w:rPr/>
-        <w:t xml:space="preserve">In other words, </w:t>
-      </w:r>
-      <w:hyperlink r:id="rId5">
-        <w:r>
-          <w:rPr>
-            <w:rStyle w:val="Hyperlink"/>
-          </w:rPr>
-          <w:t>the report</w:t>
-        </w:r>
-      </w:hyperlink>
-      <w:r>
-        <w:rPr/>
-        <w:t xml:space="preserve"> names a level of achievement, or “rung” on the developmental ladder, that nobody currently occupies. This instrument is how an institution reaches it. Completing A1 honestly, publishing the result with the method clearly stated, and reviewing it at a regular, declared cadence represents the substantive content of Dimension 5.</w:t>
+        <w:t>In other words, the report names a level of achievement, or “rung” on the developmental ladder, that nobody currently occupies. This instrument is how an institution reaches it. Completing A1 honestly, publishing the result with the method clearly stated, and reviewing it at a regular, declared cadence represents the substantive content of Dimension 5.</w:t>
       </w:r>
     </w:p>
     <w:p>
@@ -781,19 +749,7 @@
       </w:pPr>
       <w:r>
         <w:rPr/>
-        <w:t xml:space="preserve">A second reason to use this tool is narrower and more immediate. Two regulatory obligations sit inside Dimension 5 with fixed compliance dates. The first is the EU AI Act Article 27 Fundamental Rights Impact Assessment obligation. This applies from 2 August 2026 to institutions within Article 2’s territorial scope that are bodies governed by public law or private entities providing public services and deploy a high-risk system under Article 6(2), such as where AI touches admissions, learning-outcome evaluation, education-level assignment within the institution, or proctoring. The second is the Australian Privacy Act 1988 automated-decision-making transparency obligation, which commences on 10 December 2026 for institutions under that regime. Institutions in other jurisdictions have their own equivalents. This instrument asks whether each obligation has a named owner and a dated plan, because </w:t>
-      </w:r>
-      <w:hyperlink r:id="rId6">
-        <w:r>
-          <w:rPr>
-            <w:rStyle w:val="Hyperlink"/>
-          </w:rPr>
-          <w:t>the report</w:t>
-        </w:r>
-      </w:hyperlink>
-      <w:r>
-        <w:rPr/>
-        <w:t>’s §2.5 sets exactly that as Dimension 5’s operational test: a named owner for each pressure point, a documented preparation plan, and a published timeline.</w:t>
+        <w:t>A second reason to use this tool is narrower and more immediate. Two regulatory obligations sit inside Dimension 5 with fixed compliance dates. The first is the EU AI Act Article 27 Fundamental Rights Impact Assessment obligation. This applies from 2 August 2026 to institutions within Article 2’s territorial scope that are bodies governed by public law or private entities providing public services and deploy a high-risk system under Article 6(2), such as where AI touches admissions, learning-outcome evaluation, education-level assignment within the institution, or proctoring. The second is the Australian Privacy Act 1988 automated-decision-making transparency obligation, which commences on 10 December 2026 for institutions under that regime. Institutions in other jurisdictions have their own equivalents. This instrument asks whether each obligation has a named owner and a dated plan, because the report’s §2.5 sets exactly that as Dimension 5’s operational test: a named owner for each pressure point, a documented preparation plan, and a published timeline.</w:t>
       </w:r>
       <w:bookmarkEnd w:id="3"/>
     </w:p>
@@ -1106,19 +1062,7 @@
       </w:pPr>
       <w:r>
         <w:rPr/>
-        <w:t xml:space="preserve">Score the central institution unless you decide otherwise and formally record the decision. </w:t>
-      </w:r>
-      <w:hyperlink r:id="rId7">
-        <w:r>
-          <w:rPr>
-            <w:rStyle w:val="Hyperlink"/>
-          </w:rPr>
-          <w:t>The report</w:t>
-        </w:r>
-      </w:hyperlink>
-      <w:r>
-        <w:rPr/>
-        <w:t>’s worked examples show why this matters: an institution can carry substantial activity at the school and college level while its central position is weak, and averaging the two produces an uninformative number that describes nobody. Where a school or college holds instruments the center does not, log them in the notes column against the relevant cell and score the center on its own evidence.</w:t>
+        <w:t>Score the central institution unless you decide otherwise and formally record the decision. The report’s worked examples show why this matters: an institution can carry substantial activity at the school and college level while its central position is weak, and averaging the two produces an uninformative number that describes nobody. Where a school or college holds instruments the center does not, log them in the notes column against the relevant cell and score the center on its own evidence.</w:t>
       </w:r>
     </w:p>
     <w:p>
@@ -1128,19 +1072,7 @@
       </w:pPr>
       <w:r>
         <w:rPr/>
-        <w:t xml:space="preserve">A school or college may also run this instrument separately against itself. </w:t>
-      </w:r>
-      <w:hyperlink r:id="rId8">
-        <w:r>
-          <w:rPr>
-            <w:rStyle w:val="Hyperlink"/>
-          </w:rPr>
-          <w:t>The report</w:t>
-        </w:r>
-      </w:hyperlink>
-      <w:r>
-        <w:rPr/>
-        <w:t xml:space="preserve">’s §5.2 treats the difference between a school or college profile and the institutional profile as the most informative diagnostic available. For instance, a school or college at </w:t>
+        <w:t xml:space="preserve">A school or college may also run this instrument separately against itself. The report’s §5.2 treats the difference between a school or college profile and the institutional profile as the most informative diagnostic available. For instance, a school or college at </w:t>
       </w:r>
       <w:r>
         <w:rPr>
@@ -2223,19 +2155,7 @@
       </w:r>
       <w:r>
         <w:rPr/>
-        <w:t xml:space="preserve"> The assessment cannot accept an unfulfilled intention, an unapproved draft, a pilot project with no completion records, an individual’s informal recollection of a past decision, a slide from an old presentation, an undated intranet page, or a vendor’s marketing claim about its own software. </w:t>
-      </w:r>
-      <w:hyperlink r:id="rId9">
-        <w:r>
-          <w:rPr>
-            <w:rStyle w:val="Hyperlink"/>
-          </w:rPr>
-          <w:t>The report</w:t>
-        </w:r>
-      </w:hyperlink>
-      <w:r>
-        <w:rPr/>
-        <w:t>’s §2.3 is very specific on this point: the Stanford RegLab 2024 evaluation measured seventeen to thirty-three percent hallucination rates across three commercial retrieval-augmented tools that were marketed as completely eliminating false citations. A vendor’s marketing statement is a claim that needs to be tested, not an artifact that satisfies an institutional indicator.</w:t>
+        <w:t xml:space="preserve"> The assessment cannot accept an unfulfilled intention, an unapproved draft, a pilot project with no completion records, an individual’s informal recollection of a past decision, a slide from an old presentation, an undated intranet page, or a vendor’s marketing claim about its own software. The report’s §2.3 is very specific on this point: the Stanford RegLab 2024 evaluation measured seventeen to thirty-three percent hallucination rates across three commercial retrieval-augmented tools that were marketed as completely eliminating false citations. A vendor’s marketing statement is a claim that needs to be tested, not an artifact that satisfies an institutional indicator.</w:t>
       </w:r>
     </w:p>
     <w:p>
@@ -2369,19 +2289,7 @@
       </w:r>
       <w:r>
         <w:rPr/>
-        <w:t xml:space="preserve"> on the scoring sheet. This distinction is consequential for institutional planning, but it does not raise the cell’s maturity level. This reflects what </w:t>
-      </w:r>
-      <w:hyperlink r:id="rId10">
-        <w:r>
-          <w:rPr>
-            <w:rStyle w:val="Hyperlink"/>
-          </w:rPr>
-          <w:t>the report</w:t>
-        </w:r>
-      </w:hyperlink>
-      <w:r>
-        <w:rPr/>
-        <w:t xml:space="preserve"> calls the cumulative ratchet rule, meaning that advancement builds strictly on solid foundations: every description for the </w:t>
+        <w:t xml:space="preserve"> on the scoring sheet. This distinction is consequential for institutional planning, but it does not raise the cell’s maturity level. This reflects what the report calls the cumulative ratchet rule, meaning that advancement builds strictly on solid foundations: every description for the </w:t>
       </w:r>
       <w:r>
         <w:rPr>
@@ -2499,19 +2407,7 @@
       </w:pPr>
       <w:r>
         <w:rPr/>
-        <w:t xml:space="preserve">Second, the resulting institutional profile is designed to diagnose constraints rather than serve as a generic report card. </w:t>
-      </w:r>
-      <w:hyperlink r:id="rId11">
-        <w:r>
-          <w:rPr>
-            <w:rStyle w:val="Hyperlink"/>
-          </w:rPr>
-          <w:t>The report</w:t>
-        </w:r>
-      </w:hyperlink>
-      <w:r>
-        <w:rPr/>
-        <w:t xml:space="preserve">’s §4.3 makes this point plainly: the specific dimension where an institution is weakest is often the bottleneck that constrains its overall competency. For example, an institution might appear to be </w:t>
+        <w:t xml:space="preserve">Second, the resulting institutional profile is designed to diagnose constraints rather than serve as a generic report card. The report’s §4.3 makes this point plainly: the specific dimension where an institution is weakest is often the bottleneck that constrains its overall competency. For example, an institution might appear to be </w:t>
       </w:r>
       <w:r>
         <w:rPr>
@@ -2586,31 +2482,7 @@
       </w:pPr>
       <w:r>
         <w:rPr/>
-        <w:t xml:space="preserve">A related point to keep in mind is that nobody outside the institution is grading this assessment. </w:t>
-      </w:r>
-      <w:hyperlink r:id="rId12">
-        <w:r>
-          <w:rPr>
-            <w:rStyle w:val="Hyperlink"/>
-          </w:rPr>
-          <w:t>The report</w:t>
-        </w:r>
-      </w:hyperlink>
-      <w:r>
-        <w:rPr/>
-        <w:t xml:space="preserve">’s §4.1 is explicitly non-prescriptive about which maturity level any given institution ought to occupy, because institutional missions and contexts vary widely. For instance, </w:t>
-      </w:r>
-      <w:hyperlink r:id="rId13">
-        <w:r>
-          <w:rPr>
-            <w:rStyle w:val="Hyperlink"/>
-          </w:rPr>
-          <w:t>the report</w:t>
-        </w:r>
-      </w:hyperlink>
-      <w:r>
-        <w:rPr/>
-        <w:t xml:space="preserve"> notes that a small, humanities-focused doctoral program and a major biomedical research university operating across thirteen regulatory jurisdictions can both be at the </w:t>
+        <w:t xml:space="preserve">A related point to keep in mind is that nobody outside the institution is grading this assessment. The report’s §4.1 is explicitly non-prescriptive about which maturity level any given institution ought to occupy, because institutional missions and contexts vary widely. For instance, the report notes that a small, humanities-focused doctoral program and a major biomedical research university operating across thirteen regulatory jurisdictions can both be at the </w:t>
       </w:r>
       <w:r>
         <w:rPr>
@@ -3361,19 +3233,7 @@
       </w:r>
       <w:r>
         <w:rPr/>
-        <w:t xml:space="preserve"> Not the mean, not the median nor the mode. </w:t>
-      </w:r>
-      <w:hyperlink r:id="rId14">
-        <w:r>
-          <w:rPr>
-            <w:rStyle w:val="Hyperlink"/>
-          </w:rPr>
-          <w:t>The report</w:t>
-        </w:r>
-      </w:hyperlink>
-      <w:r>
-        <w:rPr/>
-        <w:t xml:space="preserve"> is explicit that </w:t>
+        <w:t xml:space="preserve"> Not the mean, not the median nor the mode. The report is explicit that </w:t>
       </w:r>
       <w:r>
         <w:rPr>
@@ -3505,19 +3365,7 @@
       </w:r>
       <w:r>
         <w:rPr/>
-        <w:t xml:space="preserve"> Across the five dimensions, the binding dimension is the one sitting at the lowest level. If two or more dimensions tie, name the earliest one in the framework sequence. </w:t>
-      </w:r>
-      <w:hyperlink r:id="rId15">
-        <w:r>
-          <w:rPr>
-            <w:rStyle w:val="Hyperlink"/>
-          </w:rPr>
-          <w:t>The report</w:t>
-        </w:r>
-      </w:hyperlink>
-      <w:r>
-        <w:rPr/>
-        <w:t>’s §4.1 explains that the five dimensions are interdependent in the order specified by the framework, operating as sequential preconditions. To see why the dimensions work this way, consider how each one depends on the one before it. An institution that has not decided where human judgement must remain mandatory cannot define what responsible use looks like in daily practice. Without a clear operational definition of responsible use, any procurement test to determine whether software promotes responsible behavior is meaningless. Without approved tools and operational standards, an AI-literacy curriculum has no concrete practices to teach. And without all four of those components in place, an institutional benchmarking grid has nothing solid to evaluate.</w:t>
+        <w:t xml:space="preserve"> Across the five dimensions, the binding dimension is the one sitting at the lowest level. If two or more dimensions tie, name the earliest one in the framework sequence. The report’s §4.1 explains that the five dimensions are interdependent in the order specified by the framework, operating as sequential preconditions. To see why the dimensions work this way, consider how each one depends on the one before it. An institution that has not decided where human judgement must remain mandatory cannot define what responsible use looks like in daily practice. Without a clear operational definition of responsible use, any procurement test to determine whether software promotes responsible behavior is meaningless. Without approved tools and operational standards, an AI-literacy curriculum has no concrete practices to teach. And without all four of those components in place, an institutional benchmarking grid has nothing solid to evaluate.</w:t>
       </w:r>
       <w:bookmarkEnd w:id="14"/>
     </w:p>
@@ -3539,19 +3387,7 @@
       </w:pPr>
       <w:r>
         <w:rPr/>
-        <w:t xml:space="preserve">This instrument does not compute an overall score, a percentage, a star rating, or a grade, and no adaptation of it should. This design choice is not a matter of modesty. It is a direct conclusion from </w:t>
-      </w:r>
-      <w:hyperlink r:id="rId16">
-        <w:r>
-          <w:rPr>
-            <w:rStyle w:val="Hyperlink"/>
-          </w:rPr>
-          <w:t>the report</w:t>
-        </w:r>
-      </w:hyperlink>
-      <w:r>
-        <w:rPr/>
-        <w:t>’s research findings.</w:t>
+        <w:t>This instrument does not compute an overall score, a percentage, a star rating, or a grade, and no adaptation of it should. This design choice is not a matter of modesty. It is a direct conclusion from the report’s research findings.</w:t>
       </w:r>
     </w:p>
     <w:p>
@@ -3559,17 +3395,9 @@
         <w:pStyle w:val="BodyText"/>
         <w:rPr/>
       </w:pPr>
-      <w:hyperlink r:id="rId17">
-        <w:r>
-          <w:rPr>
-            <w:rStyle w:val="Hyperlink"/>
-          </w:rPr>
-          <w:t>The report</w:t>
-        </w:r>
-      </w:hyperlink>
-      <w:r>
-        <w:rPr/>
-        <w:t xml:space="preserve">’s §4.3 concludes from its worked examples that an institution’s maturity is rarely uniform across dimensions, and that </w:t>
+      <w:r>
+        <w:rPr/>
+        <w:t xml:space="preserve">The report’s §4.3 concludes from its worked examples that an institution’s maturity is rarely uniform across dimensions, and that </w:t>
       </w:r>
       <w:r>
         <w:rPr>
@@ -3580,19 +3408,7 @@
       </w:r>
       <w:r>
         <w:rPr/>
-        <w:t xml:space="preserve">. For example, </w:t>
-      </w:r>
-      <w:hyperlink r:id="rId18">
-        <w:r>
-          <w:rPr>
-            <w:rStyle w:val="Hyperlink"/>
-          </w:rPr>
-          <w:t>the report</w:t>
-        </w:r>
-      </w:hyperlink>
-      <w:r>
-        <w:rPr/>
-        <w:t xml:space="preserve"> places University College London at </w:t>
+        <w:t xml:space="preserve">. For example, the report places University College London at </w:t>
       </w:r>
       <w:r>
         <w:rPr>
@@ -3904,24 +3720,7 @@
           <w:i/>
           <w:iCs/>
         </w:rPr>
-        <w:t xml:space="preserve">This dimension reflects the institutional commitment that the judgment steps defining research remain human. Labor-intensive steps may be augmented by AI, but core judgment steps cannot be outsourced to AI without ceasing to be genuine research. See </w:t>
-      </w:r>
-      <w:hyperlink r:id="rId19">
-        <w:r>
-          <w:rPr>
-            <w:rStyle w:val="Hyperlink"/>
-            <w:i/>
-            <w:iCs/>
-          </w:rPr>
-          <w:t>the report</w:t>
-        </w:r>
-      </w:hyperlink>
-      <w:r>
-        <w:rPr>
-          <w:i/>
-          <w:iCs/>
-        </w:rPr>
-        <w:t>’s §2.1, Appendix A row 1, and Appendix G, which supplies a working task taxonomy.</w:t>
+        <w:t>This dimension reflects the institutional commitment that the judgment steps defining research remain human. Labor-intensive steps may be augmented by AI, but core judgment steps cannot be outsourced to AI without ceasing to be genuine research. See the report’s §2.1, Appendix A row 1, and Appendix G, which supplies a working task taxonomy.</w:t>
       </w:r>
     </w:p>
     <w:p>
@@ -4701,24 +4500,7 @@
           <w:i/>
           <w:iCs/>
         </w:rPr>
-        <w:t xml:space="preserve">This dimension evaluates how an institution operationalizes “responsible AI use” from general principles into daily research workflows, specified separately for each of the four AI-use modes: search, co-author, validator, and tutor. See </w:t>
-      </w:r>
-      <w:hyperlink r:id="rId20">
-        <w:r>
-          <w:rPr>
-            <w:rStyle w:val="Hyperlink"/>
-            <w:i/>
-            <w:iCs/>
-          </w:rPr>
-          <w:t>the report</w:t>
-        </w:r>
-      </w:hyperlink>
-      <w:r>
-        <w:rPr>
-          <w:i/>
-          <w:iCs/>
-        </w:rPr>
-        <w:t>’s §2.2 and Appendix A row 2.</w:t>
+        <w:t>This dimension evaluates how an institution operationalizes “responsible AI use” from general principles into daily research workflows, specified separately for each of the four AI-use modes: search, co-author, validator, and tutor. See the report’s §2.2 and Appendix A row 2.</w:t>
       </w:r>
     </w:p>
     <w:p>
@@ -5498,24 +5280,7 @@
           <w:i/>
           <w:iCs/>
         </w:rPr>
-        <w:t xml:space="preserve">This dimension reflects the institutional commitment to select, procure, and deploy AI tools that support responsible use by design rather than by good intentions alone, evaluated against six observable properties. See </w:t>
-      </w:r>
-      <w:hyperlink r:id="rId21">
-        <w:r>
-          <w:rPr>
-            <w:rStyle w:val="Hyperlink"/>
-            <w:i/>
-            <w:iCs/>
-          </w:rPr>
-          <w:t>the report</w:t>
-        </w:r>
-      </w:hyperlink>
-      <w:r>
-        <w:rPr>
-          <w:i/>
-          <w:iCs/>
-        </w:rPr>
-        <w:t>’s §2.3, Appendix A row 3, and Appendix C, which describes the eleven software tool classes the standard must cover.</w:t>
+        <w:t>This dimension reflects the institutional commitment to select, procure, and deploy AI tools that support responsible use by design rather than by good intentions alone, evaluated against six observable properties. See the report’s §2.3, Appendix A row 3, and Appendix C, which describes the eleven software tool classes the standard must cover.</w:t>
       </w:r>
     </w:p>
     <w:p>
@@ -6312,24 +6077,7 @@
           <w:i/>
           <w:iCs/>
         </w:rPr>
-        <w:t xml:space="preserve">This dimension evaluates the institutional commitment to ensure that doctoral researchers, their advisors and supervisors, their examiners, and research-training staff possess the practical competencies required for AI-augmented research. See </w:t>
-      </w:r>
-      <w:hyperlink r:id="rId22">
-        <w:r>
-          <w:rPr>
-            <w:rStyle w:val="Hyperlink"/>
-            <w:i/>
-            <w:iCs/>
-          </w:rPr>
-          <w:t>the report</w:t>
-        </w:r>
-      </w:hyperlink>
-      <w:r>
-        <w:rPr>
-          <w:i/>
-          <w:iCs/>
-        </w:rPr>
-        <w:t>’s §2.4 and Appendix A row 4.</w:t>
+        <w:t>This dimension evaluates the institutional commitment to ensure that doctoral researchers, their advisors and supervisors, their examiners, and research-training staff possess the practical competencies required for AI-augmented research. See the report’s §2.4 and Appendix A row 4.</w:t>
       </w:r>
     </w:p>
     <w:p>
@@ -7063,24 +6811,7 @@
           <w:i/>
           <w:iCs/>
         </w:rPr>
-        <w:t xml:space="preserve">This dimension measures the institution’s capacity to evaluate its maturity across the four preceding dimensions and take strategic action on the findings, treating all four axes as an integrated system. See </w:t>
-      </w:r>
-      <w:hyperlink r:id="rId23">
-        <w:r>
-          <w:rPr>
-            <w:rStyle w:val="Hyperlink"/>
-            <w:i/>
-            <w:iCs/>
-          </w:rPr>
-          <w:t>the report</w:t>
-        </w:r>
-      </w:hyperlink>
-      <w:r>
-        <w:rPr>
-          <w:i/>
-          <w:iCs/>
-        </w:rPr>
-        <w:t>’s §2.5 and Appendix A row 5.</w:t>
+        <w:t>This dimension measures the institution’s capacity to evaluate its maturity across the four preceding dimensions and take strategic action on the findings, treating all four axes as an integrated system. See the report’s §2.5 and Appendix A row 5.</w:t>
       </w:r>
     </w:p>
     <w:p>
@@ -7229,24 +6960,7 @@
           <w:i/>
           <w:iCs/>
         </w:rPr>
-        <w:t xml:space="preserve">Evidence: The plan, the assigned owner for each obligation, and the specific milestone deadlines. Name each regulatory obligation that applies to the institution. For instance, </w:t>
-      </w:r>
-      <w:hyperlink r:id="rId24">
-        <w:r>
-          <w:rPr>
-            <w:rStyle w:val="Hyperlink"/>
-            <w:i/>
-            <w:iCs/>
-          </w:rPr>
-          <w:t>the report</w:t>
-        </w:r>
-      </w:hyperlink>
-      <w:r>
-        <w:rPr>
-          <w:i/>
-          <w:iCs/>
-        </w:rPr>
-        <w:t xml:space="preserve"> highlights two: the EU AI Act Article 27 Fundamental Rights Impact Assessment obligation, applying from 2 August 2026 to institutions operating in or serving the EU market, and the Australian Privacy Act 1988 automated-decision-making transparency obligation, commencing 10 December 2026 for institutions subject to that regime. Other jurisdictions have their own statutory deadlines.</w:t>
+        <w:t>Evidence: The plan, the assigned owner for each obligation, and the specific milestone deadlines. Name each regulatory obligation that applies to the institution. For instance, the report highlights two: the EU AI Act Article 27 Fundamental Rights Impact Assessment obligation, applying from 2 August 2026 to institutions operating in or serving the EU market, and the Australian Privacy Act 1988 automated-decision-making transparency obligation, commencing 10 December 2026 for institutions subject to that regime. Other jurisdictions have their own statutory deadlines.</w:t>
       </w:r>
     </w:p>
     <w:p>
@@ -13784,19 +13498,7 @@
       </w:r>
       <w:r>
         <w:rPr/>
-        <w:t xml:space="preserve"> The institution has published an AI policy, but there are no named operational owners, no retrievable system records, and no integration into academic workflows. </w:t>
-      </w:r>
-      <w:hyperlink r:id="rId25">
-        <w:r>
-          <w:rPr>
-            <w:rStyle w:val="Hyperlink"/>
-          </w:rPr>
-          <w:t>The report</w:t>
-        </w:r>
-      </w:hyperlink>
-      <w:r>
-        <w:rPr/>
-        <w:t xml:space="preserve"> identifies publishing a single AI policy and declaring the issue resolved as the most common institutional misstep of 2026. The framework addresses this directly: a written policy is only one row in a comprehensive competency grid, not the entire grid.</w:t>
+        <w:t xml:space="preserve"> The institution has published an AI policy, but there are no named operational owners, no retrievable system records, and no integration into academic workflows. The report identifies publishing a single AI policy and declaring the issue resolved as the most common institutional misstep of 2026. The framework addresses this directly: a written policy is only one row in a comprehensive competency grid, not the entire grid.</w:t>
       </w:r>
     </w:p>
     <w:p>
@@ -13817,19 +13519,7 @@
       </w:r>
       <w:r>
         <w:rPr/>
-        <w:t xml:space="preserve"> The institution has clearly articulated the human-judgment demarcation and responsible-use rules, but the software tools researchers actually use every day do not support those standards. This corresponds to the University College London case study discussed in </w:t>
-      </w:r>
-      <w:hyperlink r:id="rId26">
-        <w:r>
-          <w:rPr>
-            <w:rStyle w:val="Hyperlink"/>
-          </w:rPr>
-          <w:t>the report</w:t>
-        </w:r>
-      </w:hyperlink>
-      <w:r>
-        <w:rPr/>
-        <w:t>’s §4.3. In this scenario, the human-in-the-loop discipline cannot be realized at scale until an effective IT procurement gate is put in place.</w:t>
+        <w:t xml:space="preserve"> The institution has clearly articulated the human-judgment demarcation and responsible-use rules, but the software tools researchers actually use every day do not support those standards. This corresponds to the University College London case study discussed in the report’s §4.3. In this scenario, the human-in-the-loop discipline cannot be realized at scale until an effective IT procurement gate is put in place.</w:t>
       </w:r>
     </w:p>
     <w:p>
@@ -13850,31 +13540,7 @@
       </w:r>
       <w:r>
         <w:rPr/>
-        <w:t xml:space="preserve"> This decentralized pattern corresponds to the third case study in </w:t>
-      </w:r>
-      <w:hyperlink r:id="rId27">
-        <w:r>
-          <w:rPr>
-            <w:rStyle w:val="Hyperlink"/>
-          </w:rPr>
-          <w:t>the report</w:t>
-        </w:r>
-      </w:hyperlink>
-      <w:r>
-        <w:rPr/>
-        <w:t xml:space="preserve">’s §4.3, which </w:t>
-      </w:r>
-      <w:hyperlink r:id="rId28">
-        <w:r>
-          <w:rPr>
-            <w:rStyle w:val="Hyperlink"/>
-          </w:rPr>
-          <w:t>the report</w:t>
-        </w:r>
-      </w:hyperlink>
-      <w:r>
-        <w:rPr/>
-        <w:t xml:space="preserve"> associates with the US Ivy-Plus and Association of American Universities cluster. In these environments, the central administration may receive a low score, but the institution as a whole is not as weak as that central score suggests. The diagnostic finding is that excellent local practices have not yet been adopted across the wider institution. You should document these school-level instruments in the notes column and focus on scaling them up as a central policy-axis initiative.</w:t>
+        <w:t xml:space="preserve"> This decentralized pattern corresponds to the third case study in the report’s §4.3, which the report associates with the US Ivy-Plus and Association of American Universities cluster. In these environments, the central administration may receive a low score, but the institution as a whole is not as weak as that central score suggests. The diagnostic finding is that excellent local practices have not yet been adopted across the wider institution. You should document these school-level instruments in the notes column and focus on scaling them up as a central policy-axis initiative.</w:t>
       </w:r>
     </w:p>
     <w:p>
@@ -14048,19 +13714,7 @@
       </w:r>
       <w:r>
         <w:rPr/>
-        <w:t xml:space="preserve"> Record clearly whether you are evaluating the central institution or a specific school, college, or graduate school. In </w:t>
-      </w:r>
-      <w:hyperlink r:id="rId29">
-        <w:r>
-          <w:rPr>
-            <w:rStyle w:val="Hyperlink"/>
-          </w:rPr>
-          <w:t>the report</w:t>
-        </w:r>
-      </w:hyperlink>
-      <w:r>
-        <w:rPr/>
-        <w:t>, the Class D institutions include documents issued directly by doctoral schools rather than central university administrations, so specifying the exact unit of assessment is essential for an accurate evaluation.</w:t>
+        <w:t xml:space="preserve"> Record clearly whether you are evaluating the central institution or a specific school, college, or graduate school. In the report, the Class D institutions include documents issued directly by doctoral schools rather than central university administrations, so specifying the exact unit of assessment is essential for an accurate evaluation.</w:t>
       </w:r>
       <w:bookmarkEnd w:id="50"/>
     </w:p>
@@ -14686,17 +14340,9 @@
         <w:pStyle w:val="FirstParagraph"/>
         <w:rPr/>
       </w:pPr>
-      <w:hyperlink r:id="rId30">
-        <w:r>
-          <w:rPr>
-            <w:rStyle w:val="Hyperlink"/>
-          </w:rPr>
-          <w:t>The report</w:t>
-        </w:r>
-      </w:hyperlink>
-      <w:r>
-        <w:rPr/>
-        <w:t xml:space="preserve"> classified thirty-eight top-tier doctoral universities across fifteen countries and jurisdictions.</w:t>
+      <w:r>
+        <w:rPr/>
+        <w:t>The report classified thirty-eight top-tier doctoral universities across fifteen countries and jurisdictions.</w:t>
       </w:r>
     </w:p>
     <w:tbl>
@@ -15421,31 +15067,7 @@
       </w:pPr>
       <w:r>
         <w:rPr/>
-        <w:t xml:space="preserve">Two practical points matter when discussing your own institution’s result. First, the operational difference between Class C and Class D is very narrow and specific: it requires adding codified competency expectations for doctoral candidates, advisors, and supervisors, alongside explicit examiner rules for the oral defense and thesis declaration. Because policy class is evaluated strictly from the written document, bridging the gap from Class C to Class D is essentially a drafting task, which makes it one of the most achievable policy updates available. However, actually delivering the training and competencies promised in that policy is an operational question for Dimension 4, which </w:t>
-      </w:r>
-      <w:hyperlink r:id="rId31">
-        <w:r>
-          <w:rPr>
-            <w:rStyle w:val="Hyperlink"/>
-          </w:rPr>
-          <w:t>the report</w:t>
-        </w:r>
-      </w:hyperlink>
-      <w:r>
-        <w:rPr/>
-        <w:t xml:space="preserve">’s §5.1 identifies as the largest ongoing institutional investment. Second, policy maturity varies widely even within traditional university groupings. For example, </w:t>
-      </w:r>
-      <w:hyperlink r:id="rId32">
-        <w:r>
-          <w:rPr>
-            <w:rStyle w:val="Hyperlink"/>
-          </w:rPr>
-          <w:t>the report</w:t>
-        </w:r>
-      </w:hyperlink>
-      <w:r>
-        <w:rPr/>
-        <w:t xml:space="preserve"> found that the UK Russell Group spans from Cambridge at Class B to University College London and King’s College London at Class D. Comparing your institution to peers based on general academic reputation rather than documented policy scope will give you a misleading picture.</w:t>
+        <w:t>Two practical points matter when discussing your own institution’s result. First, the operational difference between Class C and Class D is very narrow and specific: it requires adding codified competency expectations for doctoral candidates, advisors, and supervisors, alongside explicit examiner rules for the oral defense and thesis declaration. Because policy class is evaluated strictly from the written document, bridging the gap from Class C to Class D is essentially a drafting task, which makes it one of the most achievable policy updates available. However, actually delivering the training and competencies promised in that policy is an operational question for Dimension 4, which the report’s §5.1 identifies as the largest ongoing institutional investment. Second, policy maturity varies widely even within traditional university groupings. For example, the report found that the UK Russell Group spans from Cambridge at Class B to University College London and King’s College London at Class D. Comparing your institution to peers based on general academic reputation rather than documented policy scope will give you a misleading picture.</w:t>
       </w:r>
     </w:p>
     <w:p>
@@ -15533,16 +15155,13 @@
         <w:rPr/>
         <w:t xml:space="preserve">Every indicator in this instrument maps to a named section of </w:t>
       </w:r>
-      <w:hyperlink r:id="rId33">
-        <w:r>
-          <w:rPr>
-            <w:rStyle w:val="Hyperlink"/>
-            <w:i/>
-            <w:iCs/>
-          </w:rPr>
-          <w:t>Responsible AI in Academic Research: A Competency Framework for Research Training</w:t>
-        </w:r>
-      </w:hyperlink>
+      <w:r>
+        <w:rPr>
+          <w:i/>
+          <w:iCs/>
+        </w:rPr>
+        <w:t>Responsible AI in Academic Research: A Competency Framework for Research Training</w:t>
+      </w:r>
       <w:r>
         <w:rPr/>
         <w:t>.</w:t>
@@ -18650,7 +18269,7 @@
         <w:keepLines/>
         <w:rPr/>
       </w:pPr>
-      <w:hyperlink r:id="rId34">
+      <w:hyperlink r:id="rId3">
         <w:r>
           <w:rPr>
             <w:rStyle w:val="Hyperlink"/>
@@ -18673,7 +18292,7 @@
                       </pic:cNvPicPr>
                     </pic:nvPicPr>
                     <pic:blipFill>
-                      <a:blip r:embed="rId35"/>
+                      <a:blip r:embed="rId4"/>
                       <a:stretch>
                         <a:fillRect/>
                       </a:stretch>
@@ -18714,7 +18333,7 @@
         <w:rPr/>
         <w:t xml:space="preserve"> · Professor and Director, Instats · </w:t>
       </w:r>
-      <w:hyperlink r:id="rId36">
+      <w:hyperlink r:id="rId5">
         <w:r>
           <w:rPr>
             <w:rStyle w:val="Hyperlink"/>
@@ -18726,7 +18345,7 @@
         <w:rPr/>
         <w:t xml:space="preserve"> · </w:t>
       </w:r>
-      <w:hyperlink r:id="rId37">
+      <w:hyperlink r:id="rId6">
         <w:r>
           <w:rPr>
             <w:rStyle w:val="Hyperlink"/>
@@ -18753,7 +18372,7 @@
         </w:rPr>
         <w:t xml:space="preserve">Part of the Instats AI Readiness Pack · </w:t>
       </w:r>
-      <w:hyperlink r:id="rId38">
+      <w:hyperlink r:id="rId7">
         <w:r>
           <w:rPr>
             <w:rStyle w:val="Hyperlink"/>
@@ -18772,19 +18391,7 @@
       </w:r>
       <w:r>
         <w:rPr/>
-        <w:t xml:space="preserve"> </w:t>
-      </w:r>
-      <w:hyperlink r:id="rId39">
-        <w:r>
-          <w:rPr>
-            <w:rStyle w:val="Hyperlink"/>
-          </w:rPr>
-          <w:t>Responsible AI in Academic Research: A Competency Framework for Research Training</w:t>
-        </w:r>
-      </w:hyperlink>
-      <w:r>
-        <w:rPr/>
-        <w:t xml:space="preserve"> </w:t>
+        <w:t xml:space="preserve"> Responsible AI in Academic Research: A Competency Framework for Research Training </w:t>
       </w:r>
       <w:r>
         <w:rPr>
@@ -18796,12 +18403,12 @@
       <w:bookmarkEnd w:id="55"/>
     </w:p>
     <w:sectPr>
-      <w:headerReference w:type="even" r:id="rId40"/>
-      <w:headerReference w:type="default" r:id="rId41"/>
-      <w:headerReference w:type="first" r:id="rId42"/>
-      <w:footerReference w:type="even" r:id="rId43"/>
-      <w:footerReference w:type="default" r:id="rId44"/>
-      <w:footerReference w:type="first" r:id="rId45"/>
+      <w:headerReference w:type="even" r:id="rId8"/>
+      <w:headerReference w:type="default" r:id="rId9"/>
+      <w:headerReference w:type="first" r:id="rId10"/>
+      <w:footerReference w:type="even" r:id="rId11"/>
+      <w:footerReference w:type="default" r:id="rId12"/>
+      <w:footerReference w:type="first" r:id="rId13"/>
       <w:type w:val="nextPage"/>
       <w:pgSz w:w="11906" w:h="16838"/>
       <w:pgMar w:left="1417" w:right="1417" w:gutter="0" w:header="720" w:top="1361" w:footer="720" w:bottom="1361"/>
@@ -18863,7 +18470,7 @@
         <w:i/>
         <w:iCs/>
       </w:rPr>
-      <w:t>41</w:t>
+      <w:t>42</w:t>
     </w:r>
     <w:r>
       <w:rPr>
@@ -21112,10 +20719,12 @@
     <w:unhideWhenUsed/>
     <w:rsid w:val="00aa1d8d"/>
     <w:pPr>
-      <w:spacing w:before="0" w:after="120"/>
+      <w:spacing w:lineRule="auto" w:line="348" w:before="0" w:after="160"/>
     </w:pPr>
     <w:rPr>
       <w:rFonts w:ascii="Georgia" w:hAnsi="Georgia" w:eastAsia="Georgia" w:cs="Georgia"/>
+      <w:color w:val="212529"/>
+      <w:sz w:val="24"/>
     </w:rPr>
   </w:style>
   <w:style w:type="paragraph" w:styleId="List">

--- a/docs/instruments/a1_maturity_assessment.docx
+++ b/docs/instruments/a1_maturity_assessment.docx
@@ -164,7 +164,7 @@
       <w:hyperlink r:id="rId27">
         <w:r>
           <w:rPr>
-            <w:rStyle w:val="Hyperlink"/>
+            <w:rStyle w:val="Hyperlink1"/>
             <w:i w:val="0"/>
           </w:rPr>
           <w:t xml:space="preserve">Browse the full online instrument catalogue</w:t>
@@ -12893,7 +12893,7 @@
       <w:hyperlink r:id="rId22">
         <w:r>
           <w:rPr>
-            <w:rStyle w:val="Hyperlink"/>
+            <w:rStyle w:val="Hyperlink1"/>
             <w:i w:val="1"/>
           </w:rPr>
           <w:t xml:space="preserve">The Institutional AI Readiness Pack: Self-Assessment and Implementation Tools for Responsible AI in Academic Research</w:t>
@@ -12908,7 +12908,7 @@
       <w:hyperlink r:id="rId23">
         <w:r>
           <w:rPr>
-            <w:rStyle w:val="Hyperlink"/>
+            <w:rStyle w:val="Hyperlink1"/>
             <w:i w:val="0"/>
           </w:rPr>
           <w:t xml:space="preserve">https://doi.org/10.61700/bv2nulyhht</w:t>
@@ -12936,7 +12936,7 @@
       <w:hyperlink r:id="rId24">
         <w:r>
           <w:rPr>
-            <w:rStyle w:val="Hyperlink"/>
+            <w:rStyle w:val="Hyperlink1"/>
             <w:i w:val="1"/>
           </w:rPr>
           <w:t xml:space="preserve">Responsible AI in Academic Research: A Competency Framework for Research Training</w:t>
@@ -12951,7 +12951,7 @@
       <w:hyperlink r:id="rId25">
         <w:r>
           <w:rPr>
-            <w:rStyle w:val="Hyperlink"/>
+            <w:rStyle w:val="Hyperlink1"/>
             <w:i w:val="0"/>
           </w:rPr>
           <w:t xml:space="preserve">https://doi.org/10.61700/t31oy23grr</w:t>
@@ -12979,7 +12979,7 @@
       <w:hyperlink r:id="rId26">
         <w:r>
           <w:rPr>
-            <w:rStyle w:val="Hyperlink"/>
+            <w:rStyle w:val="Hyperlink1"/>
             <w:i w:val="0"/>
           </w:rPr>
           <w:t xml:space="preserve">Creative Commons Attribution 4.0 International (CC BY 4.0)</w:t>
@@ -12991,6 +12991,7 @@
         </w:rPr>
         <w:t xml:space="preserve">. You may adapt them for institutional use with attribution.</w:t>
       </w:r>
+      <w:bookmarkEnd w:id="55"/>
     </w:p>
     <w:sectPr>
       <w:headerReference w:type="even" r:id="rId14"/>
